--- a/pr-preview/pr-2/chapters/chapter2.docx
+++ b/pr-preview/pr-2/chapters/chapter2.docx
@@ -10,39 +10,12 @@
         <w:t xml:space="preserve">Chapter 2: Advanced Topics</w:t>
       </w:r>
     </w:p>
-    <w:sdt>
-      <w:sdtPr>
-        <w:docPartObj>
-          <w:docPartGallery w:val="Table of Contents"/>
-          <w:docPartUnique/>
-        </w:docPartObj>
-      </w:sdtPr>
-      <w:sdtContent>
-        <w:p>
-          <w:pPr>
-            <w:pStyle w:val="TOCHeading"/>
-          </w:pPr>
-          <w:r>
-            <w:t xml:space="preserve">Table of contents</w:t>
-          </w:r>
-        </w:p>
-        <w:p>
-          <w:r>
-            <w:fldChar w:fldCharType="begin" w:dirty="true"/>
-            <w:instrText xml:space="preserve">TOC \o "1-3" \h \z \u</w:instrText>
-            <w:fldChar w:fldCharType="separate"/>
-            <w:fldChar w:fldCharType="end"/>
-          </w:r>
-        </w:p>
-      </w:sdtContent>
-    </w:sdt>
-    <w:bookmarkStart w:id="28" w:name="chapter-2-advanced-topics"/>
     <w:p>
       <w:pPr>
-        <w:pStyle w:val="Heading1"/>
-      </w:pPr>
-      <w:r>
-        <w:t xml:space="preserve">1. Chapter 2: Advanced Topics</w:t>
+        <w:pStyle w:val="Date"/>
+      </w:pPr>
+      <w:r>
+        <w:t xml:space="preserve">Last modified: 2026-10-09 23:48:38 (PDT)</w:t>
       </w:r>
     </w:p>
     <w:p>
@@ -53,13 +26,13 @@
         <w:t xml:space="preserve">This is the second chapter. Continue building your website with more chapters.</w:t>
       </w:r>
     </w:p>
-    <w:bookmarkStart w:id="9" w:name="mathematical-equations"/>
+    <w:bookmarkStart w:id="10" w:name="mathematical-equations"/>
     <w:p>
       <w:pPr>
-        <w:pStyle w:val="Heading2"/>
-      </w:pPr>
-      <w:r>
-        <w:t xml:space="preserve">1.1 Mathematical Equations</w:t>
+        <w:pStyle w:val="Heading1"/>
+      </w:pPr>
+      <w:r>
+        <w:t xml:space="preserve">1. Mathematical Equations</w:t>
       </w:r>
     </w:p>
     <w:p>
@@ -119,6 +92,7 @@
       <w:pPr>
         <w:pStyle w:val="BodyText"/>
       </w:pPr>
+      <w:bookmarkStart w:id="9" w:name="eq-gaussian-integral"/>
       <m:oMathPara>
         <m:oMathParaPr>
           <m:jc m:val="center"/>
@@ -206,17 +180,64 @@
               </m:r>
             </m:e>
           </m:rad>
+          <m:r>
+            <m:t>  </m:t>
+          </m:r>
+          <m:r>
+            <m:rPr>
+              <m:sty m:val="p"/>
+            </m:rPr>
+            <m:t>(</m:t>
+          </m:r>
+          <m:r>
+            <m:t>1</m:t>
+          </m:r>
+          <m:r>
+            <m:rPr>
+              <m:sty m:val="p"/>
+            </m:rPr>
+            <m:t>)</m:t>
+          </m:r>
         </m:oMath>
       </m:oMathPara>
+      <w:bookmarkEnd w:id="9"/>
     </w:p>
-    <w:bookmarkEnd w:id="9"/>
-    <w:bookmarkStart w:id="11" w:name="tables"/>
     <w:p>
       <w:pPr>
-        <w:pStyle w:val="Heading2"/>
-      </w:pPr>
-      <w:r>
-        <w:t xml:space="preserve">1.2 Tables</w:t>
+        <w:pStyle w:val="FirstParagraph"/>
+      </w:pPr>
+      <w:r>
+        <w:t xml:space="preserve">Direct link to the equation anchor:</w:t>
+      </w:r>
+      <w:r>
+        <w:t xml:space="preserve"> </w:t>
+      </w:r>
+      <w:r>
+        <w:t xml:space="preserve">See</w:t>
+      </w:r>
+      <w:r>
+        <w:t xml:space="preserve"> </w:t>
+      </w:r>
+      <w:hyperlink w:anchor="eq-gaussian-integral">
+        <w:r>
+          <w:rPr>
+            <w:rStyle w:val="Hyperlink"/>
+          </w:rPr>
+          <w:t xml:space="preserve">Equation 1</w:t>
+        </w:r>
+      </w:hyperlink>
+      <w:r>
+        <w:t xml:space="preserve">.</w:t>
+      </w:r>
+    </w:p>
+    <w:bookmarkEnd w:id="10"/>
+    <w:bookmarkStart w:id="12" w:name="tables"/>
+    <w:p>
+      <w:pPr>
+        <w:pStyle w:val="Heading1"/>
+      </w:pPr>
+      <w:r>
+        <w:t xml:space="preserve">2. Tables</w:t>
       </w:r>
     </w:p>
     <w:tbl>
@@ -232,7 +253,7 @@
       <w:tr>
         <w:tc>
           <w:tcPr/>
-          <w:bookmarkStart w:id="10" w:name="tbl-example"/>
+          <w:bookmarkStart w:id="11" w:name="tbl-example"/>
           <w:p>
             <w:pPr>
               <w:jc w:val="center"/>
@@ -375,19 +396,19 @@
               </w:tc>
             </w:tr>
           </w:tbl>
-          <w:bookmarkEnd w:id="10"/>
+          <w:bookmarkEnd w:id="11"/>
           <w:p/>
         </w:tc>
       </w:tr>
     </w:tbl>
-    <w:bookmarkEnd w:id="11"/>
-    <w:bookmarkStart w:id="12" w:name="figures"/>
+    <w:bookmarkEnd w:id="12"/>
+    <w:bookmarkStart w:id="13" w:name="figures"/>
     <w:p>
       <w:pPr>
-        <w:pStyle w:val="Heading2"/>
-      </w:pPr>
-      <w:r>
-        <w:t xml:space="preserve">1.3 Figures</w:t>
+        <w:pStyle w:val="Heading1"/>
+      </w:pPr>
+      <w:r>
+        <w:t xml:space="preserve">3. Figures</w:t>
       </w:r>
     </w:p>
     <w:p>
@@ -450,14 +471,14 @@
         <w:t xml:space="preserve">.</w:t>
       </w:r>
     </w:p>
-    <w:bookmarkEnd w:id="12"/>
-    <w:bookmarkStart w:id="25" w:name="callouts"/>
+    <w:bookmarkEnd w:id="13"/>
+    <w:bookmarkStart w:id="26" w:name="callouts"/>
     <w:p>
       <w:pPr>
-        <w:pStyle w:val="Heading2"/>
-      </w:pPr>
-      <w:r>
-        <w:t xml:space="preserve">1.4 Callouts</w:t>
+        <w:pStyle w:val="Heading1"/>
+      </w:pPr>
+      <w:r>
+        <w:t xml:space="preserve">4. Callouts</w:t>
       </w:r>
     </w:p>
     <w:tbl>
@@ -501,18 +522,18 @@
                 <wp:inline>
                   <wp:extent cx="152400" cy="152400"/>
                   <wp:effectExtent b="0" l="0" r="0" t="0"/>
-                  <wp:docPr descr="" title="" id="14" name="Picture"/>
+                  <wp:docPr descr="" title="" id="15" name="Picture"/>
                   <a:graphic>
                     <a:graphicData uri="http://schemas.openxmlformats.org/drawingml/2006/picture">
                       <pic:pic>
                         <pic:nvPicPr>
-                          <pic:cNvPr descr="/opt/quarto/share/formats/docx/note.png" id="15" name="Picture"/>
+                          <pic:cNvPr descr="/opt/quarto/share/formats/docx/note.png" id="16" name="Picture"/>
                           <pic:cNvPicPr>
                             <a:picLocks noChangeArrowheads="1" noChangeAspect="1"/>
                           </pic:cNvPicPr>
                         </pic:nvPicPr>
                         <pic:blipFill>
-                          <a:blip r:embed="rId13"/>
+                          <a:blip r:embed="rId14"/>
                           <a:stretch>
                             <a:fillRect/>
                           </a:stretch>
@@ -625,18 +646,18 @@
                 <wp:inline>
                   <wp:extent cx="152400" cy="152400"/>
                   <wp:effectExtent b="0" l="0" r="0" t="0"/>
-                  <wp:docPr descr="" title="" id="17" name="Picture"/>
+                  <wp:docPr descr="" title="" id="18" name="Picture"/>
                   <a:graphic>
                     <a:graphicData uri="http://schemas.openxmlformats.org/drawingml/2006/picture">
                       <pic:pic>
                         <pic:nvPicPr>
-                          <pic:cNvPr descr="/opt/quarto/share/formats/docx/tip.png" id="18" name="Picture"/>
+                          <pic:cNvPr descr="/opt/quarto/share/formats/docx/tip.png" id="19" name="Picture"/>
                           <pic:cNvPicPr>
                             <a:picLocks noChangeArrowheads="1" noChangeAspect="1"/>
                           </pic:cNvPicPr>
                         </pic:nvPicPr>
                         <pic:blipFill>
-                          <a:blip r:embed="rId16"/>
+                          <a:blip r:embed="rId17"/>
                           <a:stretch>
                             <a:fillRect/>
                           </a:stretch>
@@ -749,18 +770,18 @@
                 <wp:inline>
                   <wp:extent cx="152400" cy="152400"/>
                   <wp:effectExtent b="0" l="0" r="0" t="0"/>
-                  <wp:docPr descr="" title="" id="20" name="Picture"/>
+                  <wp:docPr descr="" title="" id="21" name="Picture"/>
                   <a:graphic>
                     <a:graphicData uri="http://schemas.openxmlformats.org/drawingml/2006/picture">
                       <pic:pic>
                         <pic:nvPicPr>
-                          <pic:cNvPr descr="/opt/quarto/share/formats/docx/warning.png" id="21" name="Picture"/>
+                          <pic:cNvPr descr="/opt/quarto/share/formats/docx/warning.png" id="22" name="Picture"/>
                           <pic:cNvPicPr>
                             <a:picLocks noChangeArrowheads="1" noChangeAspect="1"/>
                           </pic:cNvPicPr>
                         </pic:nvPicPr>
                         <pic:blipFill>
-                          <a:blip r:embed="rId19"/>
+                          <a:blip r:embed="rId20"/>
                           <a:stretch>
                             <a:fillRect/>
                           </a:stretch>
@@ -873,18 +894,18 @@
                 <wp:inline>
                   <wp:extent cx="152400" cy="152400"/>
                   <wp:effectExtent b="0" l="0" r="0" t="0"/>
-                  <wp:docPr descr="" title="" id="23" name="Picture"/>
+                  <wp:docPr descr="" title="" id="24" name="Picture"/>
                   <a:graphic>
                     <a:graphicData uri="http://schemas.openxmlformats.org/drawingml/2006/picture">
                       <pic:pic>
                         <pic:nvPicPr>
-                          <pic:cNvPr descr="/opt/quarto/share/formats/docx/important.png" id="24" name="Picture"/>
+                          <pic:cNvPr descr="/opt/quarto/share/formats/docx/important.png" id="25" name="Picture"/>
                           <pic:cNvPicPr>
                             <a:picLocks noChangeArrowheads="1" noChangeAspect="1"/>
                           </pic:cNvPicPr>
                         </pic:nvPicPr>
                         <pic:blipFill>
-                          <a:blip r:embed="rId22"/>
+                          <a:blip r:embed="rId23"/>
                           <a:stretch>
                             <a:fillRect/>
                           </a:stretch>
@@ -948,140 +969,93 @@
         </w:tc>
       </w:tr>
     </w:tbl>
-    <w:bookmarkEnd w:id="25"/>
-    <w:bookmarkStart w:id="27" w:name="references"/>
+    <w:bookmarkEnd w:id="26"/>
+    <w:bookmarkStart w:id="29" w:name="theorem-like-divs"/>
     <w:p>
       <w:pPr>
-        <w:pStyle w:val="Heading2"/>
-      </w:pPr>
-      <w:r>
-        <w:t xml:space="preserve">References</w:t>
+        <w:pStyle w:val="Heading1"/>
+      </w:pPr>
+      <w:r>
+        <w:t xml:space="preserve">5. Theorem-like Divs</w:t>
       </w:r>
     </w:p>
-    <w:bookmarkStart w:id="26" w:name="refs"/>
-    <w:bookmarkEnd w:id="26"/>
-    <w:bookmarkEnd w:id="27"/>
-    <w:bookmarkEnd w:id="28"/>
-    <w:bookmarkStart w:id="29" w:name="document-generation-metadata"/>
+    <w:bookmarkStart w:id="27" w:name="lem-sample"/>
     <w:p>
       <w:pPr>
-        <w:pStyle w:val="Heading1"/>
-      </w:pPr>
-      <w:r>
-        <w:t xml:space="preserve">Document Generation Metadata</w:t>
-      </w:r>
-    </w:p>
-    <w:p>
-      <w:pPr>
         <w:pStyle w:val="FirstParagraph"/>
-      </w:pPr>
-      <w:r>
-        <w:t xml:space="preserve">This document was generated from the following git commit:</w:t>
-      </w:r>
-    </w:p>
-    <w:p>
-      <w:pPr>
-        <w:pStyle w:val="Compact"/>
-        <w:numPr>
-          <w:ilvl w:val="0"/>
-          <w:numId w:val="1001"/>
-        </w:numPr>
       </w:pPr>
       <w:r>
         <w:rPr>
           <w:b/>
           <w:bCs/>
         </w:rPr>
-        <w:t xml:space="preserve">Branch:</w:t>
+        <w:t xml:space="preserve">Lemma 1</w:t>
       </w:r>
       <w:r>
         <w:t xml:space="preserve"> </w:t>
       </w:r>
       <w:r>
-        <w:t xml:space="preserve">HEAD</w:t>
+        <w:t xml:space="preserve">This is a sample lemma-style div using the standard class name</w:t>
+      </w:r>
+      <w:r>
+        <w:t xml:space="preserve"> </w:t>
+      </w:r>
+      <w:r>
+        <w:rPr>
+          <w:rStyle w:val="VerbatimChar"/>
+        </w:rPr>
+        <w:t xml:space="preserve">lem</w:t>
+      </w:r>
+      <w:r>
+        <w:t xml:space="preserve">.</w:t>
       </w:r>
     </w:p>
+    <w:bookmarkEnd w:id="27"/>
+    <w:bookmarkStart w:id="28" w:name="exm-sample"/>
     <w:p>
       <w:pPr>
-        <w:pStyle w:val="Compact"/>
-        <w:numPr>
-          <w:ilvl w:val="0"/>
-          <w:numId w:val="1001"/>
-        </w:numPr>
+        <w:pStyle w:val="BodyText"/>
       </w:pPr>
       <w:r>
         <w:rPr>
           <w:b/>
           <w:bCs/>
         </w:rPr>
-        <w:t xml:space="preserve">Commit:</w:t>
+        <w:t xml:space="preserve">Example 1</w:t>
       </w:r>
       <w:r>
         <w:t xml:space="preserve"> </w:t>
       </w:r>
       <w:r>
-        <w:t xml:space="preserve">3c8290b</w:t>
+        <w:t xml:space="preserve">This is a sample example-style div using the standard class name</w:t>
+      </w:r>
+      <w:r>
+        <w:t xml:space="preserve"> </w:t>
+      </w:r>
+      <w:r>
+        <w:rPr>
+          <w:rStyle w:val="VerbatimChar"/>
+        </w:rPr>
+        <w:t xml:space="preserve">exm</w:t>
+      </w:r>
+      <w:r>
+        <w:t xml:space="preserve">.</w:t>
       </w:r>
     </w:p>
+    <w:bookmarkEnd w:id="28"/>
+    <w:bookmarkEnd w:id="29"/>
+    <w:bookmarkStart w:id="31" w:name="references"/>
     <w:p>
       <w:pPr>
-        <w:pStyle w:val="Compact"/>
-        <w:numPr>
-          <w:ilvl w:val="0"/>
-          <w:numId w:val="1001"/>
-        </w:numPr>
-      </w:pPr>
-      <w:r>
-        <w:rPr>
-          <w:b/>
-          <w:bCs/>
-        </w:rPr>
-        <w:t xml:space="preserve">Full commit hash:</w:t>
-      </w:r>
-      <w:r>
-        <w:t xml:space="preserve"> </w:t>
-      </w:r>
-      <w:r>
-        <w:t xml:space="preserve">3c8290bc20e5652fd7b8fec0e8aa01cd9be656dd</w:t>
+        <w:pStyle w:val="Heading1"/>
+      </w:pPr>
+      <w:r>
+        <w:t xml:space="preserve">References</w:t>
       </w:r>
     </w:p>
-    <w:p>
-      <w:pPr>
-        <w:pStyle w:val="Compact"/>
-        <w:numPr>
-          <w:ilvl w:val="0"/>
-          <w:numId w:val="1001"/>
-        </w:numPr>
-      </w:pPr>
-      <w:r>
-        <w:rPr>
-          <w:b/>
-          <w:bCs/>
-        </w:rPr>
-        <w:t xml:space="preserve">Commit date:</w:t>
-      </w:r>
-      <w:r>
-        <w:t xml:space="preserve"> </w:t>
-      </w:r>
-      <w:r>
-        <w:t xml:space="preserve">2026-04-06 23:53:04 +0000</w:t>
-      </w:r>
-    </w:p>
-    <w:p>
-      <w:pPr>
-        <w:pStyle w:val="FirstParagraph"/>
-      </w:pPr>
-      <w:r>
-        <w:t xml:space="preserve">When transferring edits from this DOCX file back to the Quarto source files,</w:t>
-      </w:r>
-      <w:r>
-        <w:t xml:space="preserve"> </w:t>
-      </w:r>
-      <w:r>
-        <w:t xml:space="preserve">use this commit information to set up the PR correctly and account for any commits that have been added since this document was generated.</w:t>
-      </w:r>
-    </w:p>
-    <w:bookmarkEnd w:id="29"/>
+    <w:bookmarkStart w:id="30" w:name="refs"/>
+    <w:bookmarkEnd w:id="30"/>
+    <w:bookmarkEnd w:id="31"/>
     <w:sectPr>
       <w:footnotePr>
         <w:numRestart w:val="eachSect"/>
@@ -1192,114 +1166,8 @@
       </w:pPr>
     </w:lvl>
   </w:abstractNum>
-  <w:abstractNum w:abstractNumId="991">
-    <w:nsid w:val="0000A991"/>
-    <w:multiLevelType w:val="multilevel"/>
-    <w:lvl w:ilvl="0">
-      <w:numFmt w:val="bullet"/>
-      <w:lvlText w:val=""/>
-      <w:lvlJc w:val="left"/>
-      <w:pPr>
-        <w:ind w:left="720" w:hanging="360"/>
-      </w:pPr>
-      <w:rPr>
-        <w:rFonts w:ascii="Symbol" w:hAnsi="Symbol" w:cs="Symbol" w:hint="default"/>
-      </w:rPr>
-    </w:lvl>
-    <w:lvl w:ilvl="1">
-      <w:numFmt w:val="bullet"/>
-      <w:lvlText w:val="o"/>
-      <w:lvlJc w:val="left"/>
-      <w:pPr>
-        <w:ind w:left="1440" w:hanging="360"/>
-      </w:pPr>
-      <w:rPr>
-        <w:rFonts w:ascii="Courier New" w:hAnsi="Courier New" w:cs="Courier New" w:hint="default"/>
-      </w:rPr>
-    </w:lvl>
-    <w:lvl w:ilvl="2">
-      <w:numFmt w:val="bullet"/>
-      <w:lvlText w:val=""/>
-      <w:lvlJc w:val="left"/>
-      <w:pPr>
-        <w:ind w:left="2160" w:hanging="360"/>
-      </w:pPr>
-      <w:rPr>
-        <w:rFonts w:ascii="Wingdings" w:hAnsi="Wingdings" w:cs="Wingdings" w:hint="default"/>
-      </w:rPr>
-    </w:lvl>
-    <w:lvl w:ilvl="3">
-      <w:numFmt w:val="bullet"/>
-      <w:lvlText w:val=""/>
-      <w:lvlJc w:val="left"/>
-      <w:pPr>
-        <w:ind w:left="2880" w:hanging="360"/>
-      </w:pPr>
-      <w:rPr>
-        <w:rFonts w:ascii="Symbol" w:hAnsi="Symbol" w:cs="Symbol" w:hint="default"/>
-      </w:rPr>
-    </w:lvl>
-    <w:lvl w:ilvl="4">
-      <w:numFmt w:val="bullet"/>
-      <w:lvlText w:val="o"/>
-      <w:lvlJc w:val="left"/>
-      <w:pPr>
-        <w:ind w:left="3600" w:hanging="360"/>
-      </w:pPr>
-      <w:rPr>
-        <w:rFonts w:ascii="Courier New" w:hAnsi="Courier New" w:cs="Courier New" w:hint="default"/>
-      </w:rPr>
-    </w:lvl>
-    <w:lvl w:ilvl="5">
-      <w:numFmt w:val="bullet"/>
-      <w:lvlText w:val=""/>
-      <w:lvlJc w:val="left"/>
-      <w:pPr>
-        <w:ind w:left="4320" w:hanging="360"/>
-      </w:pPr>
-      <w:rPr>
-        <w:rFonts w:ascii="Wingdings" w:hAnsi="Wingdings" w:cs="Wingdings" w:hint="default"/>
-      </w:rPr>
-    </w:lvl>
-    <w:lvl w:ilvl="6">
-      <w:numFmt w:val="bullet"/>
-      <w:lvlText w:val=""/>
-      <w:lvlJc w:val="left"/>
-      <w:pPr>
-        <w:ind w:left="5040" w:hanging="360"/>
-      </w:pPr>
-      <w:rPr>
-        <w:rFonts w:ascii="Symbol" w:hAnsi="Symbol" w:cs="Symbol" w:hint="default"/>
-      </w:rPr>
-    </w:lvl>
-    <w:lvl w:ilvl="7">
-      <w:numFmt w:val="bullet"/>
-      <w:lvlText w:val="o"/>
-      <w:lvlJc w:val="left"/>
-      <w:pPr>
-        <w:ind w:left="5760" w:hanging="360"/>
-      </w:pPr>
-      <w:rPr>
-        <w:rFonts w:ascii="Courier New" w:hAnsi="Courier New" w:cs="Courier New" w:hint="default"/>
-      </w:rPr>
-    </w:lvl>
-    <w:lvl w:ilvl="8">
-      <w:numFmt w:val="bullet"/>
-      <w:lvlText w:val=""/>
-      <w:lvlJc w:val="left"/>
-      <w:pPr>
-        <w:ind w:left="6480" w:hanging="360"/>
-      </w:pPr>
-      <w:rPr>
-        <w:rFonts w:ascii="Wingdings" w:hAnsi="Wingdings" w:cs="Wingdings" w:hint="default"/>
-      </w:rPr>
-    </w:lvl>
-  </w:abstractNum>
   <w:num w:numId="1000">
     <w:abstractNumId w:val="990"/>
-  </w:num>
-  <w:num w:numId="1001">
-    <w:abstractNumId w:val="991"/>
   </w:num>
 </w:numbering>
 </file>
